--- a/docx_resources/Вечірня-Утреня/В,У - Мінея/08-Серпень/17-__-Мирона.docx
+++ b/docx_resources/Вечірня-Утреня/В,У - Мінея/08-Серпень/17-__-Мирона.docx
@@ -85,6 +85,7 @@
         <w:rPr>
           <w:rFonts w:ascii="Times New Roman" w:hAnsi="Times New Roman" w:cs="Times New Roman"/>
           <w:b/>
+          <w:sz w:val="24"/>
         </w:rPr>
         <w:t>ВЕЧІРНЯ</w:t>
       </w:r>
@@ -1424,6 +1425,7 @@
           <w:b/>
           <w:i/>
           <w:color w:val="FF0000"/>
+          <w:sz w:val="24"/>
           <w:lang w:val="uk-UA"/>
         </w:rPr>
         <w:t>Вечірні молитви</w:t>
@@ -1650,7 +1652,7 @@
       </w:r>
       <w:r>
         <w:rPr>
-          <w:rFonts w:ascii="Gungsuh" w:eastAsia="Gungsuh" w:hAnsi="Gungsuh" w:cs="Gungsuh"/>
+          <w:rFonts w:ascii="Times New Roman" w:eastAsia="Gungsuh" w:hAnsi="Times New Roman" w:cs="Gungsuh"/>
           <w:sz w:val="24"/>
           <w:szCs w:val="24"/>
           <w:lang w:val="uk-UA"/>
@@ -4048,6 +4050,7 @@
           <w:b/>
           <w:i/>
           <w:color w:val="FF0000"/>
+          <w:sz w:val="24"/>
           <w:lang w:val="uk-UA"/>
         </w:rPr>
         <w:lastRenderedPageBreak/>
@@ -4917,6 +4920,7 @@
           <w:b/>
           <w:i/>
           <w:color w:val="FF0000"/>
+          <w:sz w:val="24"/>
           <w:lang w:val="uk-UA"/>
         </w:rPr>
         <w:t>Прокімен</w:t>
@@ -5045,6 +5049,7 @@
           <w:b/>
           <w:i/>
           <w:color w:val="FF0000"/>
+          <w:sz w:val="24"/>
           <w:lang w:val="uk-UA"/>
         </w:rPr>
         <w:t>Сподоби, Господи</w:t>
@@ -5291,6 +5296,7 @@
           <w:b/>
           <w:i/>
           <w:color w:val="FF0000"/>
+          <w:sz w:val="24"/>
           <w:lang w:val="uk-UA"/>
         </w:rPr>
         <w:t>Прохальна єктенія</w:t>
@@ -6435,6 +6441,7 @@
           <w:b/>
           <w:i/>
           <w:color w:val="FF0000"/>
+          <w:sz w:val="24"/>
           <w:lang w:val="uk-UA"/>
         </w:rPr>
         <w:t>Пісня Симеона</w:t>
@@ -6783,6 +6790,7 @@
           <w:b/>
           <w:i/>
           <w:color w:val="FF0000"/>
+          <w:sz w:val="24"/>
           <w:lang w:val="uk-UA"/>
         </w:rPr>
         <w:t>Тропарі</w:t>
@@ -6902,6 +6910,7 @@
           <w:b/>
           <w:i/>
           <w:color w:val="FF0000"/>
+          <w:sz w:val="24"/>
           <w:lang w:val="uk-UA"/>
         </w:rPr>
         <w:lastRenderedPageBreak/>
@@ -7644,6 +7653,7 @@
           <w:b/>
           <w:i/>
           <w:color w:val="FF0000"/>
+          <w:sz w:val="24"/>
           <w:lang w:val="uk-UA"/>
         </w:rPr>
         <w:t>Після Вечірні</w:t>
@@ -7719,6 +7729,8 @@
       </w:pPr>
       <w:r>
         <w:rPr>
+          <w:rFonts w:ascii="Times New Roman" w:hAnsi="Times New Roman"/>
+          <w:sz w:val="24"/>
           <w:lang w:val="uk-UA"/>
         </w:rPr>
         <w:lastRenderedPageBreak/>
@@ -7739,6 +7751,7 @@
         <w:rPr>
           <w:rFonts w:ascii="Times New Roman" w:hAnsi="Times New Roman" w:cs="Times New Roman"/>
           <w:b/>
+          <w:sz w:val="24"/>
         </w:rPr>
         <w:lastRenderedPageBreak/>
         <w:t>УТРЕНЯ</w:t>
@@ -9335,7 +9348,7 @@
       </w:pPr>
       <w:r>
         <w:rPr>
-          <w:rFonts w:ascii="Gungsuh" w:eastAsia="Gungsuh" w:hAnsi="Gungsuh" w:cs="Gungsuh"/>
+          <w:rFonts w:ascii="Times New Roman" w:eastAsia="Gungsuh" w:hAnsi="Times New Roman" w:cs="Gungsuh"/>
           <w:sz w:val="24"/>
           <w:szCs w:val="24"/>
           <w:lang w:val="uk-UA"/>
@@ -9419,7 +9432,7 @@
       </w:pPr>
       <w:r>
         <w:rPr>
-          <w:rFonts w:ascii="Gungsuh" w:eastAsia="Gungsuh" w:hAnsi="Gungsuh" w:cs="Gungsuh"/>
+          <w:rFonts w:ascii="Times New Roman" w:eastAsia="Gungsuh" w:hAnsi="Times New Roman" w:cs="Gungsuh"/>
           <w:sz w:val="24"/>
           <w:szCs w:val="24"/>
           <w:lang w:val="uk-UA"/>
@@ -9540,7 +9553,7 @@
       </w:pPr>
       <w:r>
         <w:rPr>
-          <w:rFonts w:ascii="Gungsuh" w:eastAsia="Gungsuh" w:hAnsi="Gungsuh" w:cs="Gungsuh"/>
+          <w:rFonts w:ascii="Times New Roman" w:eastAsia="Gungsuh" w:hAnsi="Times New Roman" w:cs="Gungsuh"/>
           <w:sz w:val="24"/>
           <w:szCs w:val="24"/>
           <w:lang w:val="uk-UA"/>
@@ -10366,6 +10379,7 @@
           <w:b/>
           <w:i/>
           <w:color w:val="FF0000"/>
+          <w:sz w:val="24"/>
           <w:lang w:val="uk-UA"/>
         </w:rPr>
         <w:t>Утренні молитви</w:t>
@@ -11818,6 +11832,7 @@
           <w:b/>
           <w:i/>
           <w:color w:val="FF0000"/>
+          <w:sz w:val="24"/>
           <w:lang w:val="uk-UA"/>
         </w:rPr>
         <w:t>Бог Господь...</w:t>
@@ -11827,6 +11842,7 @@
           <w:rFonts w:ascii="Times New Roman" w:eastAsia="Times New Roman" w:hAnsi="Times New Roman" w:cs="Times New Roman"/>
           <w:i/>
           <w:color w:val="FF0000"/>
+          <w:sz w:val="24"/>
           <w:lang w:val="uk-UA"/>
         </w:rPr>
         <w:t xml:space="preserve"> (Пс. 117), глас 1</w:t>
@@ -12071,6 +12087,7 @@
           <w:b/>
           <w:i/>
           <w:color w:val="FF0000"/>
+          <w:sz w:val="24"/>
           <w:lang w:val="uk-UA"/>
         </w:rPr>
         <w:t>Тропарі</w:t>
@@ -12295,6 +12312,7 @@
           <w:b/>
           <w:i/>
           <w:color w:val="FF0000"/>
+          <w:sz w:val="24"/>
           <w:lang w:val="uk-UA"/>
         </w:rPr>
         <w:t>Мала єктенія</w:t>
@@ -12586,6 +12604,7 @@
           <w:b/>
           <w:i/>
           <w:color w:val="FF0000"/>
+          <w:sz w:val="24"/>
           <w:lang w:val="uk-UA"/>
         </w:rPr>
         <w:t>Перший сідальний</w:t>
@@ -12722,6 +12741,7 @@
           <w:b/>
           <w:i/>
           <w:color w:val="FF0000"/>
+          <w:sz w:val="24"/>
           <w:lang w:val="uk-UA"/>
         </w:rPr>
         <w:t>Мала єктенія</w:t>
@@ -13024,6 +13044,7 @@
           <w:b/>
           <w:i/>
           <w:color w:val="FF0000"/>
+          <w:sz w:val="24"/>
           <w:lang w:val="uk-UA"/>
         </w:rPr>
         <w:t>Другий сідальний</w:t>
@@ -13053,7 +13074,7 @@
       </w:r>
       <w:r>
         <w:rPr>
-          <w:rFonts w:ascii="Gungsuh" w:eastAsia="Gungsuh" w:hAnsi="Gungsuh" w:cs="Gungsuh"/>
+          <w:rFonts w:ascii="Times New Roman" w:eastAsia="Gungsuh" w:hAnsi="Times New Roman" w:cs="Gungsuh"/>
           <w:sz w:val="24"/>
           <w:szCs w:val="24"/>
           <w:lang w:val="uk-UA"/>
@@ -13134,6 +13155,7 @@
           <w:b/>
           <w:i/>
           <w:color w:val="FF0000"/>
+          <w:sz w:val="24"/>
           <w:lang w:val="uk-UA"/>
         </w:rPr>
         <w:t>Псалом 50</w:t>
@@ -13659,6 +13681,7 @@
           <w:rFonts w:ascii="Times New Roman" w:hAnsi="Times New Roman" w:cs="Times New Roman"/>
           <w:i/>
           <w:color w:val="FF0000"/>
+          <w:sz w:val="24"/>
           <w:lang w:val="uk-UA"/>
         </w:rPr>
         <w:t>Пісня 1</w:t>
@@ -13849,6 +13872,7 @@
           <w:rFonts w:ascii="Times New Roman" w:hAnsi="Times New Roman" w:cs="Times New Roman"/>
           <w:i/>
           <w:color w:val="FF0000"/>
+          <w:sz w:val="24"/>
           <w:lang w:val="uk-UA"/>
         </w:rPr>
         <w:t>Пісня 3</w:t>
@@ -14060,6 +14084,7 @@
           <w:rFonts w:ascii="Times New Roman" w:hAnsi="Times New Roman" w:cs="Times New Roman"/>
           <w:i/>
           <w:color w:val="FF0000"/>
+          <w:sz w:val="24"/>
           <w:lang w:val="uk-UA"/>
         </w:rPr>
         <w:t>Мала єктенія</w:t>
@@ -14449,6 +14474,7 @@
           <w:rFonts w:ascii="Times New Roman" w:hAnsi="Times New Roman" w:cs="Times New Roman"/>
           <w:i/>
           <w:color w:val="FF0000"/>
+          <w:sz w:val="24"/>
           <w:lang w:val="uk-UA"/>
         </w:rPr>
         <w:t>Пісня 4</w:t>
@@ -14643,6 +14669,7 @@
           <w:rFonts w:ascii="Times New Roman" w:hAnsi="Times New Roman" w:cs="Times New Roman"/>
           <w:i/>
           <w:color w:val="FF0000"/>
+          <w:sz w:val="24"/>
           <w:lang w:val="uk-UA"/>
         </w:rPr>
         <w:t>Пісня 5</w:t>
@@ -14838,6 +14865,7 @@
           <w:rFonts w:ascii="Times New Roman" w:hAnsi="Times New Roman" w:cs="Times New Roman"/>
           <w:i/>
           <w:color w:val="FF0000"/>
+          <w:sz w:val="24"/>
           <w:lang w:val="uk-UA"/>
         </w:rPr>
         <w:t>Пісня 6</w:t>
@@ -15020,6 +15048,7 @@
           <w:rFonts w:ascii="Times New Roman" w:hAnsi="Times New Roman" w:cs="Times New Roman"/>
           <w:i/>
           <w:color w:val="FF0000"/>
+          <w:sz w:val="24"/>
           <w:lang w:val="uk-UA"/>
         </w:rPr>
         <w:t>Мала єктенія</w:t>
@@ -15386,6 +15415,7 @@
           <w:rFonts w:ascii="Times New Roman" w:hAnsi="Times New Roman" w:cs="Times New Roman"/>
           <w:i/>
           <w:color w:val="FF0000"/>
+          <w:sz w:val="24"/>
           <w:lang w:val="uk-UA"/>
         </w:rPr>
         <w:t>Пісня 7</w:t>
@@ -15581,6 +15611,7 @@
           <w:rFonts w:ascii="Times New Roman" w:hAnsi="Times New Roman" w:cs="Times New Roman"/>
           <w:i/>
           <w:color w:val="FF0000"/>
+          <w:sz w:val="24"/>
           <w:lang w:val="uk-UA"/>
         </w:rPr>
         <w:lastRenderedPageBreak/>
@@ -15788,6 +15819,7 @@
           <w:b/>
           <w:i/>
           <w:color w:val="FF0000"/>
+          <w:sz w:val="24"/>
           <w:lang w:val="uk-UA"/>
         </w:rPr>
         <w:t>Пісня Богородиці</w:t>
@@ -16009,6 +16041,7 @@
           <w:rFonts w:ascii="Times New Roman" w:hAnsi="Times New Roman" w:cs="Times New Roman"/>
           <w:i/>
           <w:color w:val="FF0000"/>
+          <w:sz w:val="24"/>
           <w:lang w:val="uk-UA"/>
         </w:rPr>
         <w:t>Пісня 9</w:t>
@@ -16210,7 +16243,7 @@
       </w:r>
       <w:r>
         <w:rPr>
-          <w:rFonts w:ascii="Gungsuh" w:eastAsia="Gungsuh" w:hAnsi="Gungsuh" w:cs="Gungsuh"/>
+          <w:rFonts w:ascii="Times New Roman" w:eastAsia="Gungsuh" w:hAnsi="Times New Roman" w:cs="Gungsuh"/>
           <w:sz w:val="24"/>
           <w:szCs w:val="24"/>
           <w:lang w:val="uk-UA"/>
@@ -16219,7 +16252,7 @@
       </w:r>
       <w:r>
         <w:rPr>
-          <w:rFonts w:ascii="Gungsuh" w:eastAsia="Gungsuh" w:hAnsi="Gungsuh" w:cs="Gungsuh"/>
+          <w:rFonts w:ascii="Times New Roman" w:eastAsia="Gungsuh" w:hAnsi="Times New Roman" w:cs="Gungsuh"/>
           <w:sz w:val="24"/>
           <w:szCs w:val="24"/>
           <w:lang w:val="uk-UA"/>
@@ -16260,6 +16293,7 @@
           <w:b/>
           <w:i/>
           <w:color w:val="FF0000"/>
+          <w:sz w:val="24"/>
           <w:lang w:val="uk-UA"/>
         </w:rPr>
         <w:t>Мала єктенія</w:t>
@@ -16569,6 +16603,7 @@
           <w:b/>
           <w:i/>
           <w:color w:val="FF0000"/>
+          <w:sz w:val="24"/>
           <w:lang w:val="uk-UA"/>
         </w:rPr>
         <w:t>Світильний</w:t>
@@ -16717,7 +16752,7 @@
       </w:pPr>
       <w:r>
         <w:rPr>
-          <w:rFonts w:ascii="Gungsuh" w:eastAsia="Gungsuh" w:hAnsi="Gungsuh" w:cs="Gungsuh"/>
+          <w:rFonts w:ascii="Times New Roman" w:eastAsia="Gungsuh" w:hAnsi="Times New Roman" w:cs="Gungsuh"/>
           <w:sz w:val="24"/>
           <w:szCs w:val="24"/>
           <w:lang w:val="uk-UA"/>
@@ -17336,6 +17371,7 @@
           <w:b/>
           <w:i/>
           <w:color w:val="FF0000"/>
+          <w:sz w:val="24"/>
           <w:lang w:val="uk-UA"/>
         </w:rPr>
         <w:t>Мале славослов'я</w:t>
@@ -17632,7 +17668,7 @@
       </w:pPr>
       <w:r>
         <w:rPr>
-          <w:rFonts w:ascii="Gungsuh" w:eastAsia="Gungsuh" w:hAnsi="Gungsuh" w:cs="Gungsuh"/>
+          <w:rFonts w:ascii="Times New Roman" w:eastAsia="Gungsuh" w:hAnsi="Times New Roman" w:cs="Gungsuh"/>
           <w:sz w:val="24"/>
           <w:szCs w:val="24"/>
           <w:lang w:val="uk-UA"/>
@@ -17944,6 +17980,7 @@
           <w:b/>
           <w:i/>
           <w:color w:val="FF0000"/>
+          <w:sz w:val="24"/>
           <w:lang w:val="uk-UA"/>
         </w:rPr>
         <w:t>Прохальна єктенія</w:t>
@@ -19412,6 +19449,7 @@
           <w:b/>
           <w:i/>
           <w:color w:val="FF0000"/>
+          <w:sz w:val="24"/>
           <w:lang w:val="uk-UA"/>
         </w:rPr>
         <w:t>Тропарі</w:t>
@@ -19531,6 +19569,7 @@
           <w:b/>
           <w:i/>
           <w:color w:val="FF0000"/>
+          <w:sz w:val="24"/>
           <w:lang w:val="uk-UA"/>
         </w:rPr>
         <w:t>Єктенія усильного благання</w:t>

--- a/docx_resources/Вечірня-Утреня/В,У - Мінея/08-Серпень/17-__-Мирона.docx
+++ b/docx_resources/Вечірня-Утреня/В,У - Мінея/08-Серпень/17-__-Мирона.docx
@@ -85,7 +85,6 @@
         <w:rPr>
           <w:rFonts w:ascii="Times New Roman" w:hAnsi="Times New Roman" w:cs="Times New Roman"/>
           <w:b/>
-          <w:sz w:val="24"/>
         </w:rPr>
         <w:t>ВЕЧІРНЯ</w:t>
       </w:r>
@@ -1425,7 +1424,6 @@
           <w:b/>
           <w:i/>
           <w:color w:val="FF0000"/>
-          <w:sz w:val="24"/>
           <w:lang w:val="uk-UA"/>
         </w:rPr>
         <w:t>Вечірні молитви</w:t>
@@ -1652,7 +1650,7 @@
       </w:r>
       <w:r>
         <w:rPr>
-          <w:rFonts w:ascii="Times New Roman" w:eastAsia="Gungsuh" w:hAnsi="Times New Roman" w:cs="Gungsuh"/>
+          <w:rFonts w:ascii="Gungsuh" w:eastAsia="Gungsuh" w:hAnsi="Gungsuh" w:cs="Gungsuh"/>
           <w:sz w:val="24"/>
           <w:szCs w:val="24"/>
           <w:lang w:val="uk-UA"/>
@@ -4050,7 +4048,6 @@
           <w:b/>
           <w:i/>
           <w:color w:val="FF0000"/>
-          <w:sz w:val="24"/>
           <w:lang w:val="uk-UA"/>
         </w:rPr>
         <w:lastRenderedPageBreak/>
@@ -4920,7 +4917,6 @@
           <w:b/>
           <w:i/>
           <w:color w:val="FF0000"/>
-          <w:sz w:val="24"/>
           <w:lang w:val="uk-UA"/>
         </w:rPr>
         <w:t>Прокімен</w:t>
@@ -5049,7 +5045,6 @@
           <w:b/>
           <w:i/>
           <w:color w:val="FF0000"/>
-          <w:sz w:val="24"/>
           <w:lang w:val="uk-UA"/>
         </w:rPr>
         <w:t>Сподоби, Господи</w:t>
@@ -5296,7 +5291,6 @@
           <w:b/>
           <w:i/>
           <w:color w:val="FF0000"/>
-          <w:sz w:val="24"/>
           <w:lang w:val="uk-UA"/>
         </w:rPr>
         <w:t>Прохальна єктенія</w:t>
@@ -6441,7 +6435,6 @@
           <w:b/>
           <w:i/>
           <w:color w:val="FF0000"/>
-          <w:sz w:val="24"/>
           <w:lang w:val="uk-UA"/>
         </w:rPr>
         <w:t>Пісня Симеона</w:t>
@@ -6790,7 +6783,6 @@
           <w:b/>
           <w:i/>
           <w:color w:val="FF0000"/>
-          <w:sz w:val="24"/>
           <w:lang w:val="uk-UA"/>
         </w:rPr>
         <w:t>Тропарі</w:t>
@@ -6910,7 +6902,6 @@
           <w:b/>
           <w:i/>
           <w:color w:val="FF0000"/>
-          <w:sz w:val="24"/>
           <w:lang w:val="uk-UA"/>
         </w:rPr>
         <w:lastRenderedPageBreak/>
@@ -7653,7 +7644,6 @@
           <w:b/>
           <w:i/>
           <w:color w:val="FF0000"/>
-          <w:sz w:val="24"/>
           <w:lang w:val="uk-UA"/>
         </w:rPr>
         <w:t>Після Вечірні</w:t>
@@ -7729,8 +7719,6 @@
       </w:pPr>
       <w:r>
         <w:rPr>
-          <w:rFonts w:ascii="Times New Roman" w:hAnsi="Times New Roman"/>
-          <w:sz w:val="24"/>
           <w:lang w:val="uk-UA"/>
         </w:rPr>
         <w:lastRenderedPageBreak/>
@@ -7751,7 +7739,6 @@
         <w:rPr>
           <w:rFonts w:ascii="Times New Roman" w:hAnsi="Times New Roman" w:cs="Times New Roman"/>
           <w:b/>
-          <w:sz w:val="24"/>
         </w:rPr>
         <w:lastRenderedPageBreak/>
         <w:t>УТРЕНЯ</w:t>
@@ -9348,7 +9335,7 @@
       </w:pPr>
       <w:r>
         <w:rPr>
-          <w:rFonts w:ascii="Times New Roman" w:eastAsia="Gungsuh" w:hAnsi="Times New Roman" w:cs="Gungsuh"/>
+          <w:rFonts w:ascii="Gungsuh" w:eastAsia="Gungsuh" w:hAnsi="Gungsuh" w:cs="Gungsuh"/>
           <w:sz w:val="24"/>
           <w:szCs w:val="24"/>
           <w:lang w:val="uk-UA"/>
@@ -9432,7 +9419,7 @@
       </w:pPr>
       <w:r>
         <w:rPr>
-          <w:rFonts w:ascii="Times New Roman" w:eastAsia="Gungsuh" w:hAnsi="Times New Roman" w:cs="Gungsuh"/>
+          <w:rFonts w:ascii="Gungsuh" w:eastAsia="Gungsuh" w:hAnsi="Gungsuh" w:cs="Gungsuh"/>
           <w:sz w:val="24"/>
           <w:szCs w:val="24"/>
           <w:lang w:val="uk-UA"/>
@@ -9553,7 +9540,7 @@
       </w:pPr>
       <w:r>
         <w:rPr>
-          <w:rFonts w:ascii="Times New Roman" w:eastAsia="Gungsuh" w:hAnsi="Times New Roman" w:cs="Gungsuh"/>
+          <w:rFonts w:ascii="Gungsuh" w:eastAsia="Gungsuh" w:hAnsi="Gungsuh" w:cs="Gungsuh"/>
           <w:sz w:val="24"/>
           <w:szCs w:val="24"/>
           <w:lang w:val="uk-UA"/>
@@ -10379,7 +10366,6 @@
           <w:b/>
           <w:i/>
           <w:color w:val="FF0000"/>
-          <w:sz w:val="24"/>
           <w:lang w:val="uk-UA"/>
         </w:rPr>
         <w:t>Утренні молитви</w:t>
@@ -11832,7 +11818,6 @@
           <w:b/>
           <w:i/>
           <w:color w:val="FF0000"/>
-          <w:sz w:val="24"/>
           <w:lang w:val="uk-UA"/>
         </w:rPr>
         <w:t>Бог Господь...</w:t>
@@ -11842,7 +11827,6 @@
           <w:rFonts w:ascii="Times New Roman" w:eastAsia="Times New Roman" w:hAnsi="Times New Roman" w:cs="Times New Roman"/>
           <w:i/>
           <w:color w:val="FF0000"/>
-          <w:sz w:val="24"/>
           <w:lang w:val="uk-UA"/>
         </w:rPr>
         <w:t xml:space="preserve"> (Пс. 117), глас 1</w:t>
@@ -12087,7 +12071,6 @@
           <w:b/>
           <w:i/>
           <w:color w:val="FF0000"/>
-          <w:sz w:val="24"/>
           <w:lang w:val="uk-UA"/>
         </w:rPr>
         <w:t>Тропарі</w:t>
@@ -12312,7 +12295,6 @@
           <w:b/>
           <w:i/>
           <w:color w:val="FF0000"/>
-          <w:sz w:val="24"/>
           <w:lang w:val="uk-UA"/>
         </w:rPr>
         <w:t>Мала єктенія</w:t>
@@ -12604,7 +12586,6 @@
           <w:b/>
           <w:i/>
           <w:color w:val="FF0000"/>
-          <w:sz w:val="24"/>
           <w:lang w:val="uk-UA"/>
         </w:rPr>
         <w:t>Перший сідальний</w:t>
@@ -12741,7 +12722,6 @@
           <w:b/>
           <w:i/>
           <w:color w:val="FF0000"/>
-          <w:sz w:val="24"/>
           <w:lang w:val="uk-UA"/>
         </w:rPr>
         <w:t>Мала єктенія</w:t>
@@ -13044,7 +13024,6 @@
           <w:b/>
           <w:i/>
           <w:color w:val="FF0000"/>
-          <w:sz w:val="24"/>
           <w:lang w:val="uk-UA"/>
         </w:rPr>
         <w:t>Другий сідальний</w:t>
@@ -13074,7 +13053,7 @@
       </w:r>
       <w:r>
         <w:rPr>
-          <w:rFonts w:ascii="Times New Roman" w:eastAsia="Gungsuh" w:hAnsi="Times New Roman" w:cs="Gungsuh"/>
+          <w:rFonts w:ascii="Gungsuh" w:eastAsia="Gungsuh" w:hAnsi="Gungsuh" w:cs="Gungsuh"/>
           <w:sz w:val="24"/>
           <w:szCs w:val="24"/>
           <w:lang w:val="uk-UA"/>
@@ -13155,7 +13134,6 @@
           <w:b/>
           <w:i/>
           <w:color w:val="FF0000"/>
-          <w:sz w:val="24"/>
           <w:lang w:val="uk-UA"/>
         </w:rPr>
         <w:t>Псалом 50</w:t>
@@ -13681,7 +13659,6 @@
           <w:rFonts w:ascii="Times New Roman" w:hAnsi="Times New Roman" w:cs="Times New Roman"/>
           <w:i/>
           <w:color w:val="FF0000"/>
-          <w:sz w:val="24"/>
           <w:lang w:val="uk-UA"/>
         </w:rPr>
         <w:t>Пісня 1</w:t>
@@ -13872,7 +13849,6 @@
           <w:rFonts w:ascii="Times New Roman" w:hAnsi="Times New Roman" w:cs="Times New Roman"/>
           <w:i/>
           <w:color w:val="FF0000"/>
-          <w:sz w:val="24"/>
           <w:lang w:val="uk-UA"/>
         </w:rPr>
         <w:t>Пісня 3</w:t>
@@ -14084,7 +14060,6 @@
           <w:rFonts w:ascii="Times New Roman" w:hAnsi="Times New Roman" w:cs="Times New Roman"/>
           <w:i/>
           <w:color w:val="FF0000"/>
-          <w:sz w:val="24"/>
           <w:lang w:val="uk-UA"/>
         </w:rPr>
         <w:t>Мала єктенія</w:t>
@@ -14474,7 +14449,6 @@
           <w:rFonts w:ascii="Times New Roman" w:hAnsi="Times New Roman" w:cs="Times New Roman"/>
           <w:i/>
           <w:color w:val="FF0000"/>
-          <w:sz w:val="24"/>
           <w:lang w:val="uk-UA"/>
         </w:rPr>
         <w:t>Пісня 4</w:t>
@@ -14669,7 +14643,6 @@
           <w:rFonts w:ascii="Times New Roman" w:hAnsi="Times New Roman" w:cs="Times New Roman"/>
           <w:i/>
           <w:color w:val="FF0000"/>
-          <w:sz w:val="24"/>
           <w:lang w:val="uk-UA"/>
         </w:rPr>
         <w:t>Пісня 5</w:t>
@@ -14865,7 +14838,6 @@
           <w:rFonts w:ascii="Times New Roman" w:hAnsi="Times New Roman" w:cs="Times New Roman"/>
           <w:i/>
           <w:color w:val="FF0000"/>
-          <w:sz w:val="24"/>
           <w:lang w:val="uk-UA"/>
         </w:rPr>
         <w:t>Пісня 6</w:t>
@@ -15048,7 +15020,6 @@
           <w:rFonts w:ascii="Times New Roman" w:hAnsi="Times New Roman" w:cs="Times New Roman"/>
           <w:i/>
           <w:color w:val="FF0000"/>
-          <w:sz w:val="24"/>
           <w:lang w:val="uk-UA"/>
         </w:rPr>
         <w:t>Мала єктенія</w:t>
@@ -15415,7 +15386,6 @@
           <w:rFonts w:ascii="Times New Roman" w:hAnsi="Times New Roman" w:cs="Times New Roman"/>
           <w:i/>
           <w:color w:val="FF0000"/>
-          <w:sz w:val="24"/>
           <w:lang w:val="uk-UA"/>
         </w:rPr>
         <w:t>Пісня 7</w:t>
@@ -15611,7 +15581,6 @@
           <w:rFonts w:ascii="Times New Roman" w:hAnsi="Times New Roman" w:cs="Times New Roman"/>
           <w:i/>
           <w:color w:val="FF0000"/>
-          <w:sz w:val="24"/>
           <w:lang w:val="uk-UA"/>
         </w:rPr>
         <w:lastRenderedPageBreak/>
@@ -15819,7 +15788,6 @@
           <w:b/>
           <w:i/>
           <w:color w:val="FF0000"/>
-          <w:sz w:val="24"/>
           <w:lang w:val="uk-UA"/>
         </w:rPr>
         <w:t>Пісня Богородиці</w:t>
@@ -16041,7 +16009,6 @@
           <w:rFonts w:ascii="Times New Roman" w:hAnsi="Times New Roman" w:cs="Times New Roman"/>
           <w:i/>
           <w:color w:val="FF0000"/>
-          <w:sz w:val="24"/>
           <w:lang w:val="uk-UA"/>
         </w:rPr>
         <w:t>Пісня 9</w:t>
@@ -16243,7 +16210,7 @@
       </w:r>
       <w:r>
         <w:rPr>
-          <w:rFonts w:ascii="Times New Roman" w:eastAsia="Gungsuh" w:hAnsi="Times New Roman" w:cs="Gungsuh"/>
+          <w:rFonts w:ascii="Gungsuh" w:eastAsia="Gungsuh" w:hAnsi="Gungsuh" w:cs="Gungsuh"/>
           <w:sz w:val="24"/>
           <w:szCs w:val="24"/>
           <w:lang w:val="uk-UA"/>
@@ -16252,7 +16219,7 @@
       </w:r>
       <w:r>
         <w:rPr>
-          <w:rFonts w:ascii="Times New Roman" w:eastAsia="Gungsuh" w:hAnsi="Times New Roman" w:cs="Gungsuh"/>
+          <w:rFonts w:ascii="Gungsuh" w:eastAsia="Gungsuh" w:hAnsi="Gungsuh" w:cs="Gungsuh"/>
           <w:sz w:val="24"/>
           <w:szCs w:val="24"/>
           <w:lang w:val="uk-UA"/>
@@ -16293,7 +16260,6 @@
           <w:b/>
           <w:i/>
           <w:color w:val="FF0000"/>
-          <w:sz w:val="24"/>
           <w:lang w:val="uk-UA"/>
         </w:rPr>
         <w:t>Мала єктенія</w:t>
@@ -16603,7 +16569,6 @@
           <w:b/>
           <w:i/>
           <w:color w:val="FF0000"/>
-          <w:sz w:val="24"/>
           <w:lang w:val="uk-UA"/>
         </w:rPr>
         <w:t>Світильний</w:t>
@@ -16752,7 +16717,7 @@
       </w:pPr>
       <w:r>
         <w:rPr>
-          <w:rFonts w:ascii="Times New Roman" w:eastAsia="Gungsuh" w:hAnsi="Times New Roman" w:cs="Gungsuh"/>
+          <w:rFonts w:ascii="Gungsuh" w:eastAsia="Gungsuh" w:hAnsi="Gungsuh" w:cs="Gungsuh"/>
           <w:sz w:val="24"/>
           <w:szCs w:val="24"/>
           <w:lang w:val="uk-UA"/>
@@ -17371,7 +17336,6 @@
           <w:b/>
           <w:i/>
           <w:color w:val="FF0000"/>
-          <w:sz w:val="24"/>
           <w:lang w:val="uk-UA"/>
         </w:rPr>
         <w:t>Мале славослов'я</w:t>
@@ -17668,7 +17632,7 @@
       </w:pPr>
       <w:r>
         <w:rPr>
-          <w:rFonts w:ascii="Times New Roman" w:eastAsia="Gungsuh" w:hAnsi="Times New Roman" w:cs="Gungsuh"/>
+          <w:rFonts w:ascii="Gungsuh" w:eastAsia="Gungsuh" w:hAnsi="Gungsuh" w:cs="Gungsuh"/>
           <w:sz w:val="24"/>
           <w:szCs w:val="24"/>
           <w:lang w:val="uk-UA"/>
@@ -17980,7 +17944,6 @@
           <w:b/>
           <w:i/>
           <w:color w:val="FF0000"/>
-          <w:sz w:val="24"/>
           <w:lang w:val="uk-UA"/>
         </w:rPr>
         <w:t>Прохальна єктенія</w:t>
@@ -19449,7 +19412,6 @@
           <w:b/>
           <w:i/>
           <w:color w:val="FF0000"/>
-          <w:sz w:val="24"/>
           <w:lang w:val="uk-UA"/>
         </w:rPr>
         <w:t>Тропарі</w:t>
@@ -19569,7 +19531,6 @@
           <w:b/>
           <w:i/>
           <w:color w:val="FF0000"/>
-          <w:sz w:val="24"/>
           <w:lang w:val="uk-UA"/>
         </w:rPr>
         <w:t>Єктенія усильного благання</w:t>
